--- a/tillsyn/A 25853-2025 tillsynsbegäran.docx
+++ b/tillsyn/A 25853-2025 tillsynsbegäran.docx
@@ -512,7 +512,7 @@
     <w:r>
       <w:tab/>
       <w:tab/>
-      <w:t>2026-09-14</w:t>
+      <w:t>2026-09-15</w:t>
       <w:br/>
       <w:br/>
     </w:r>

--- a/tillsyn/A 25853-2025 tillsynsbegäran.docx
+++ b/tillsyn/A 25853-2025 tillsynsbegäran.docx
@@ -512,7 +512,7 @@
     <w:r>
       <w:tab/>
       <w:tab/>
-      <w:t>2026-09-15</w:t>
+      <w:t>2026-09-16</w:t>
       <w:br/>
       <w:br/>
     </w:r>

--- a/tillsyn/A 25853-2025 tillsynsbegäran.docx
+++ b/tillsyn/A 25853-2025 tillsynsbegäran.docx
@@ -512,7 +512,7 @@
     <w:r>
       <w:tab/>
       <w:tab/>
-      <w:t>2026-09-16</w:t>
+      <w:t>2026-09-17</w:t>
       <w:br/>
       <w:br/>
     </w:r>

--- a/tillsyn/A 25853-2025 tillsynsbegäran.docx
+++ b/tillsyn/A 25853-2025 tillsynsbegäran.docx
@@ -512,7 +512,7 @@
     <w:r>
       <w:tab/>
       <w:tab/>
-      <w:t>2026-09-17</w:t>
+      <w:t>2026-09-18</w:t>
       <w:br/>
       <w:br/>
     </w:r>

--- a/tillsyn/A 25853-2025 tillsynsbegäran.docx
+++ b/tillsyn/A 25853-2025 tillsynsbegäran.docx
@@ -512,7 +512,7 @@
     <w:r>
       <w:tab/>
       <w:tab/>
-      <w:t>2026-09-18</w:t>
+      <w:t>2026-09-19</w:t>
       <w:br/>
       <w:br/>
     </w:r>

--- a/tillsyn/A 25853-2025 tillsynsbegäran.docx
+++ b/tillsyn/A 25853-2025 tillsynsbegäran.docx
@@ -512,7 +512,7 @@
     <w:r>
       <w:tab/>
       <w:tab/>
-      <w:t>2026-09-19</w:t>
+      <w:t>2026-09-21</w:t>
       <w:br/>
       <w:br/>
     </w:r>

--- a/tillsyn/A 25853-2025 tillsynsbegäran.docx
+++ b/tillsyn/A 25853-2025 tillsynsbegäran.docx
@@ -512,7 +512,7 @@
     <w:r>
       <w:tab/>
       <w:tab/>
-      <w:t>2026-09-21</w:t>
+      <w:t>2026-09-23</w:t>
       <w:br/>
       <w:br/>
     </w:r>

--- a/tillsyn/A 25853-2025 tillsynsbegäran.docx
+++ b/tillsyn/A 25853-2025 tillsynsbegäran.docx
@@ -22,7 +22,7 @@
       <w:r>
         <w:drawing>
           <wp:inline xmlns:a="http://schemas.openxmlformats.org/drawingml/2006/main" xmlns:pic="http://schemas.openxmlformats.org/drawingml/2006/picture">
-            <wp:extent cx="5436305" cy="5724000"/>
+            <wp:extent cx="5335311" cy="5724000"/>
             <wp:docPr id="1" name="Picture 1"/>
             <wp:cNvGraphicFramePr>
               <a:graphicFrameLocks noChangeAspect="1"/>
@@ -43,7 +43,7 @@
                   <pic:spPr>
                     <a:xfrm>
                       <a:off x="0" y="0"/>
-                      <a:ext cx="5436305" cy="5724000"/>
+                      <a:ext cx="5335311" cy="5724000"/>
                     </a:xfrm>
                     <a:prstGeom prst="rect"/>
                   </pic:spPr>
@@ -60,12 +60,12 @@
         <w:spacing w:after="240"/>
       </w:pPr>
       <w:r>
-        <w:t>Figur 1. Fyndplatser för naturvårdsarter i och inom 15 meter från avverkningsanmälan. Markörer utan svart kant är placerade på fyndplatsen. Markörer med svart kant är placerade vid sidan av fyndplatsen och har ett svart streck som visar fyndplatsens exakta position. Kartans mittpunktskoordinat är N 6962775, E 421504 i SWEREF 99 TM.</w:t>
+        <w:t>Figur 1. Fyndplatser för naturvårdsarter i och inom 23 meter från avverkningsanmälan. Markörer utan svart kant är placerade på fyndplatsen. Markörer med svart kant är placerade vid sidan av fyndplatsen och har ett svart streck som visar fyndplatsens exakta position. Kartans mittpunktskoordinat är N 6962775, E 421504 i SWEREF 99 TM.</w:t>
       </w:r>
     </w:p>
     <w:p>
       <w:r>
-        <w:t>I och inom 15 meter från avverkningsanmälan finns fynd av 2 naturvårdsarter, varav 2 är rödlistade, 1 är fridlyst och 1 är typisk (T): tretåig hackspett (NT, T, §4) och vedflamlav (NT). Se Figur 1.</w:t>
+        <w:t>I och inom 23 meter från avverkningsanmälan finns fynd av 10 naturvårdsarter, varav 10 är rödlistade, 3 är fridlysta och 6 är typiska (T): garnlav (VU, T), dropptaggsvamp (NT, T), dvärgbägarlav (NT, T), lavskrika (NT, T, §4), mörk kolflarnlav (NT), rosenticka (NT, T), skarp dropptaggsvamp (NT), talltita (NT, §4), tretåig hackspett (NT, T, §4) och vedflamlav (NT). Se Figur 1.</w:t>
       </w:r>
     </w:p>
     <w:p>
@@ -83,6 +83,11 @@
     </w:p>
     <w:p>
       <w:r>
+        <w:t>Vi begär vidare att Skogsstyrelsen säkerställer att inga skador eller försämringar av naturtypens bevarandestatus i området tillåts ske. Se Rådets direktiv 92/43/EEG samt ickeförsämringskravet i EU:s naturrestaureringsförordning (EU 2024/1991).</w:t>
+      </w:r>
+    </w:p>
+    <w:p>
+      <w:r>
         <w:t>Vi önskar även ta del av de ställningstaganden och beslut som myndigheten meddelar till följd av aktuell avverkningsanmälan och föreningens inlaga (se 34 § förvaltningslagen).</w:t>
       </w:r>
     </w:p>
@@ -104,6 +109,157 @@
         <w:rPr>
           <w:b/>
         </w:rPr>
+        <w:t>Garnlav (VU)</w:t>
+      </w:r>
+      <w:r>
+        <w:t xml:space="preserve"> är en utpräglad barrskogsart som ibland kan drapera träden i norrländska grannaturskogar med hög luftfuktighet. Den förekommer även i talldominerade bestånd där den, förutom i trädens grenverk, påträffas hängande över ojämnheter i tallbarken. Arten har minskat starkt i södra och mellersta Sverige och den minskar även i sitt nordliga utbredningsområde. Minskningstakten uppgår till 30 (20–50) % inom 50 år och överstiger gränsvärdet för Sårbar (VU). Orsaken till tillbakagången beror främst på slutavverkningar av naturskogsartade skogar. Bestånd med riklig förekomst bör regelmässigt sparas, vilket även gynnar flera andra sällsynta och rödlistade arter. Garnlav är värdväxt för den mycket sällsynta och akut hotade fjärilen barrskogslavfly (CR) som hör hemma i boreala barrskogar med riklig förekomst av värdväxten. Tidigare kunde arten konstateras årligen på flera platser vid Dala-Floda i Dalarna innan lokalerna kalavverkades. Senaste fyndet i landet av barrskogslavfly är från år 2000 då den påträffades vid Högberget i Sollefteå kommun. Garnlav är typisk art för </w:t>
+      </w:r>
+      <w:r>
+        <w:rPr>
+          <w:i/>
+        </w:rPr>
+        <w:t xml:space="preserve">9010 Taiga </w:t>
+      </w:r>
+      <w:r>
+        <w:t>och</w:t>
+      </w:r>
+      <w:r>
+        <w:rPr>
+          <w:i/>
+        </w:rPr>
+        <w:t xml:space="preserve"> 9070 Trädklädd betesmark</w:t>
+      </w:r>
+      <w:r>
+        <w:t xml:space="preserve"> (SLU Artdatabanken, 2026).</w:t>
+      </w:r>
+    </w:p>
+    <w:p>
+      <w:r>
+        <w:rPr>
+          <w:b/>
+        </w:rPr>
+        <w:t>Dropptaggsvamp (NT)</w:t>
+      </w:r>
+      <w:r>
+        <w:t xml:space="preserve"> bildar mykorrhiza med tall, främst i barrskog med trädkontinuitet, i magra, torra och ljusöppna lavtallskogar och i barrblandskogar med friskmossor och lingon i fältskiktet. Den totala populationen i landet har minskat och bedöms fortsätta minska till följd av slutavverkningar av tallskog. Det är högst oklart om arten långsiktigt kan etablera och reproducera sig i skogsbestånd som brukas med trakthyggesmetoder, markberedning, gödsling eller föryngring med förädlat plantmaterial. Uppfyller kriterierna för att bli rödlistad på grund av ny kunskap som visar att en större andel av populationen än tidigare bedömt är knuten till kontinuitetsbarrskog. Minskningstakten för den svenska populationen bedöms vara nära gränsvärdet för Sårbar (VU). Dropptaggsvamp är typisk art för </w:t>
+      </w:r>
+      <w:r>
+        <w:rPr>
+          <w:i/>
+        </w:rPr>
+        <w:t xml:space="preserve">9010 Taiga </w:t>
+      </w:r>
+      <w:r>
+        <w:t>(SLU Artdatabanken, 2026).</w:t>
+      </w:r>
+    </w:p>
+    <w:p>
+      <w:r>
+        <w:rPr>
+          <w:b/>
+        </w:rPr>
+        <w:t>Dvärgbägarlav (NT)</w:t>
+      </w:r>
+      <w:r>
+        <w:t xml:space="preserve"> förekommer över hela Sverige på gammal hård ved, huvudsakligen på tall men i södra Sverige även på ek. Veden utgörs framförallt av grova stubbar, lågor och grenar. Substratet har blivit sällsyntare och nybildning av substrat sker bara i begränsad omfattning. Arten hotas av att grova lågor blir allt sällsyntare i dagens kulturskogar samt att nybildningen av lämpliga substrat går mycket långsamt. En riklig tillgång på gamla tall- eller eklågor måste säkerställas på artens lokaler. Dvärgbägarlav är typisk art för </w:t>
+      </w:r>
+      <w:r>
+        <w:rPr>
+          <w:i/>
+        </w:rPr>
+        <w:t>9010 Taiga</w:t>
+      </w:r>
+      <w:r>
+        <w:t xml:space="preserve"> (SLU Artdatabanken, 2024; Nitare &amp; Skogsstyrelsen, 2019).</w:t>
+      </w:r>
+    </w:p>
+    <w:p>
+      <w:r>
+        <w:rPr>
+          <w:b/>
+        </w:rPr>
+        <w:t>Lavskrika (NT, §4)</w:t>
+      </w:r>
+      <w:r>
+        <w:t xml:space="preserve"> är rödlistad som nära hotad och fridlyst enligt 4§ artskyddsförordningen. Den har minskat med 20 (10–30) % under de senaste 15 åren och minskningstakten bedöms vara nära gränsvärdet för sårbar (VU). Lavskrikan är en mycket stationär fågel, som häckar i äldre, slutna och hänglavsrika barrskogar. Nyckelfaktorer är flerskiktad skog med rik undervegetation samt riklig förekomst av hänglavar. Reviren är livslånga med hemområden som varierar mellan 50 och 150 ha. Inom ett revir av hög kvalitet finns det som regel ett eller flera kärnområden (1–20 ha) med relativt tät flerskiktad granskog. Arten missgynnas när flerskiktad skog omförs till enskiktade bestånd och även röjning och hård gallring är starkt negativt. Lavskrikan har relativt stora hemområden och försvinner när den äldre skogen fragmenteras, särskilt allvarligt är när kärnområdena avverkas. Den försvinner successivt framför allt vid dess utbredningsgränser och populationen har minskat kontinuerligt under 2000-talet. Lavskrika är typisk art för </w:t>
+      </w:r>
+      <w:r>
+        <w:rPr>
+          <w:i/>
+        </w:rPr>
+        <w:t>9010 Taiga</w:t>
+      </w:r>
+      <w:r>
+        <w:t xml:space="preserve"> (SLU Artdatabanken, 2026; Skogsstyrelsen 2016).</w:t>
+      </w:r>
+    </w:p>
+    <w:p>
+      <w:r>
+        <w:rPr>
+          <w:b/>
+        </w:rPr>
+        <w:t>Mörk kolflarnlav (NT)</w:t>
+      </w:r>
+      <w:r>
+        <w:t xml:space="preserve"> är brandberoende och växer nästan uteslutande på kolad hård kärnved av tall. Arten förekommer främst i glesa, öppna tall- och blandbarrskogar av naturskogskaraktär och etableringen verkar ske sent efter brand, kanske först efter 100–300 år. Mörk kolflarnlav indikerar skog med höga naturvärden och vanligast är att den påträffas på rester av nedbrunna torrakor och högstubbar och lågstubbar som är så grova att hela innandömet är urbränt. Tall- och blandbarrskogar av naturskogskaraktär med spår av återkommande bränder hyser höga biologiska värden och bör skyddas (SLU Artdatabanken, 2024).</w:t>
+      </w:r>
+    </w:p>
+    <w:p>
+      <w:r>
+        <w:rPr>
+          <w:b/>
+        </w:rPr>
+        <w:t>Rosenticka (NT)</w:t>
+      </w:r>
+      <w:r>
+        <w:t xml:space="preserve">, rödlistad som nära hotad, ingår i en karaktäristisk association av vedsvampar som växer på gamla, grova granlågor i urskogsartade barrskogar. Den är placerad i toppen av Skogsstyrelsens värdepyramid för bedömning av skog med höga naturvärden och indikerar ett granskogsekosystem med långvarig kontinuitet av grova lågor. Artens beroende av grova granlågor innebär att alla skogsskötselåtgärder på eller i omedelbar närhet av lokalerna utgör ett hot på lång sikt. Det är angeläget att populationerna inte ytterligare glesas ut och ett tillräckligt antal områden där arten nu finns måste sparas för framtiden. Rosenticka är typisk art för </w:t>
+      </w:r>
+      <w:r>
+        <w:rPr>
+          <w:i/>
+        </w:rPr>
+        <w:t xml:space="preserve">9010 Taiga </w:t>
+      </w:r>
+      <w:r>
+        <w:t xml:space="preserve">och </w:t>
+      </w:r>
+      <w:r>
+        <w:rPr>
+          <w:i/>
+        </w:rPr>
+        <w:t>9050 Näringsrik granskog</w:t>
+      </w:r>
+      <w:r>
+        <w:t xml:space="preserve"> (Nitare &amp; Skogsstyrelsen, 2019; SLU Artdatabanken, 2024).</w:t>
+      </w:r>
+    </w:p>
+    <w:p>
+      <w:r>
+        <w:rPr>
+          <w:b/>
+        </w:rPr>
+        <w:t xml:space="preserve">Skarp dropptaggsvamp (NT) </w:t>
+      </w:r>
+      <w:r>
+        <w:t>bildar mykorrhiza med både gran och tall, främst i barrskogar med trädkontinuitet. Arten uppträder dels i näringsrik kalkbarrskog och dels i sur lavtallskog. Kalkbarrskogarna är ofta grandominerade, olikåldriga och skiktade på frisk mark med ett örtrikt vegetationsskikt. Lavtallskogarna är i regel magra, torra, ljusöppna och ofta brandpräglade. Den totala populationen i landet har minskat och bedöms fortsätta minska till följd av avverkning av äldre barrskogar. Arten har begränsad förmåga att återetablera sig efter slutavverkning eller andra storskaliga skogsbruksåtgärder. Det saknas indikationer på att arten långsiktigt kan etablera eller reproducera sig i skogsbestånd som brukas med metoder som trakthyggesbruk, markberedning, gödsling eller föryngring med förädlat plantmaterial. Minskningstakten för den svenska populationen bedöms vara nära gränsvärdet för Sårbar (VU) (SLU Artdatabanken, 2026).</w:t>
+      </w:r>
+    </w:p>
+    <w:p>
+      <w:r>
+        <w:rPr>
+          <w:b/>
+        </w:rPr>
+        <w:t>Talltita (NT, §4)</w:t>
+      </w:r>
+      <w:r>
+        <w:t>, rödlistad som nära hotad och prioriterad art i Skogsvårdslagen, har häckningsrevir i anmälan. Arten har minskat kraftigt de senaste 30 åren och minskningstakten innevarande 10-årsperiod beräknas till 20 (10–30) %. Talltitan är synnerligen trogen sitt cirka 15 hektar stora revir och är beroende av flerskiktade olikåldriga skogar för att kunna föda upp sina ungar. Talltitan försvinner om dess livsmiljö kalavverkas (Eggers &amp; Low, 2014; Ekman, 1979; Griesser et al, 2007; Klein, 2020; Siffczyk et al, 2003; SLU Artdatabanken, 2021).</w:t>
+      </w:r>
+    </w:p>
+    <w:p>
+      <w:r>
+        <w:rPr>
+          <w:b/>
+        </w:rPr>
         <w:t>Tretåig hackspett (NT, §4)</w:t>
       </w:r>
       <w:r>
@@ -171,6 +327,78 @@
       </w:r>
     </w:p>
     <w:p>
+      <w:pPr>
+        <w:pStyle w:val="Heading1"/>
+      </w:pPr>
+      <w:r>
+        <w:t>Typiska arter och EU:s art- och habitatdirektiv</w:t>
+      </w:r>
+    </w:p>
+    <w:p>
+      <w:r>
+        <w:t>Typiska arter används för att lokalisera områden med gynnsam bevarandestatus för de naturtyper som är listade i EU:s art- och habitatdirektiv. Ett exempel är Västlig taiga (EU-kod 9010) som saknar gynnsam bevarandestatus och minskar starkt som naturtyp i Sverige. Naturvårdsverket skriver i sin vägledning för Västlig taiga att dylika miljöer förutsätter normalt att skogarna skyddas långsiktigt, eftersom skogsbruk inte är förenligt med bevarande av naturtypen i gynnsamt tillstånd (Naturvårdsverket, 2011).</w:t>
+      </w:r>
+    </w:p>
+    <w:p>
+      <w:r>
+        <w:t>Följande typiska arter har sina livsmiljöer och växtplatser i den avverkningsanmälda skogen: garnlav (VU, T), dropptaggsvamp (NT, T), dvärgbägarlav (NT, T), lavskrika (NT, T, §4), rosenticka (NT, T) och tretåig hackspett (NT, T, §4).</w:t>
+      </w:r>
+    </w:p>
+    <w:p>
+      <w:r>
+        <w:t>Enligt Sveriges Artikel 17 rapportering 2013 och 2019 till EU, har naturtypen Västlig taiga (9010) dålig bevarandestatus med negativ trend inom Sveriges boreala region. Skogsbruksåtgärder som avverkning, röjning och gallring pekas ut som några av de främst bidragande orsakerna till naturtypens dåliga status och negativa trend (SLU Artdatabanken, 2019). I EU:s uppföljning av tillståndet för naturtyperna i Skandinavien 2013 – 2018 framgår det att i den boreala regionen är tillståndet så dåligt för Västlig taiga (9010) att habitatet löper allvarlig risk att försvinna regionalt (EEA, 2022). Det allvarliga läget för den biologiska mångfalden i skogen framhålls även i Skogsstyren rapport 2026/07:</w:t>
+      </w:r>
+    </w:p>
+    <w:p>
+      <w:r>
+        <w:rPr>
+          <w:i/>
+        </w:rPr>
+        <w:t>"All avverkning av kända skogliga värdekärnor och sannolika kontinuitetsskogar behöver upphöra för att fylla bristen om 1,56 miljoner hektar bevarad livsmiljötyp. På grund av begränsade kvarvarande arealer av värdekärnor, naturskogar och kontinuitetsskogar leder fortsatt förlust av dessa till en påtaglig risk för långsiktigt negativa effekter för biologisk mångfald i skogslandskapet. Att de återstående arealerna bevaras och ges ett långsiktigt skydd bedöms därför vara av avgörande betydelse."</w:t>
+      </w:r>
+      <w:r>
+        <w:t xml:space="preserve"> (Skogsstyrelsen, 2026).</w:t>
+      </w:r>
+    </w:p>
+    <w:p>
+      <w:r>
+        <w:t>Trots detta har statusen för Västlig taiga ändrats till otillräcklig i stället för dålig i den senaste Artikel 17 rapporteringen 2025. Av Naturvårdsverkets rapport framgår det dock att de ändrade statusbedömningarna jämfört med rapporteringen 2019 inte beror på faktiska miljöförändringar. Ändringarna är av teknisk karaktär och främst en följd av resultaten från genomförda regeringsuppdrag och beslut inför rapporteringen 2025. Det är alltså politisk styrning i stället för faktiska förhållanden i naturen som ändrat på naturtypernas status i rapporteringen, vilket rimmar dåligt med såväl art- och habitatdirektivets syften och mål som med naturrestaureringsförordningen. I praktiken har dock Sveriges nya sätt att rapportera bevarandestatus till EU inte någon betydelse eftersom Naturvårdsverkets rapportering 2025 visar att Västlig taiga</w:t>
+      </w:r>
+      <w:r>
+        <w:rPr>
+          <w:b/>
+        </w:rPr>
+        <w:t xml:space="preserve"> </w:t>
+      </w:r>
+      <w:r>
+        <w:t>inte har gynnsam bevarandestatus.</w:t>
+      </w:r>
+    </w:p>
+    <w:p>
+      <w:r>
+        <w:t>Åtgärder som vidtas i enlighet med art- och habitatdirektivet ska enligt Artikel 2 syfta till att bibehålla eller återställa en gynnsam bevarandestatus hos livsmiljöer samt arter och vilda djur och växter av gemenskapsintresse. Enligt prejudikat från EU-domstolen ska en skogsbruksverksamhet utföras på ett sådant sätt som utgör ett förebyggande och hållbart skogsbruk för att betraktas som förenlig med bevarandekraven i direktivet (se EU-domstolens dom i de förenade målen C 473-19 och C 474-19).</w:t>
+      </w:r>
+    </w:p>
+    <w:p>
+      <w:r>
+        <w:t xml:space="preserve">Av artikel 1.e samma direktiv framgår att en livsmiljös bevarandestatus anses " gynnsam" när — dess naturliga utbredningsområde och de ytor den täcker inom detta område är stabila eller ökande, och — den särskilda struktur och de särskilda funktioner som är nödvändiga för att den skall kunna bibehållas på lång sikt finns, och sannolikt kommer att finnas under en överskådlig framtid, och — bevarandestatusen hos dess </w:t>
+      </w:r>
+      <w:r>
+        <w:rPr>
+          <w:b/>
+        </w:rPr>
+        <w:t>typiska arter</w:t>
+      </w:r>
+      <w:r>
+        <w:t xml:space="preserve"> är gynnsam enligt definitionen i artikel 1.i.</w:t>
+      </w:r>
+    </w:p>
+    <w:p>
+      <w:r>
+        <w:t>EU-direktiv är bindande för EU:s medlemsländer varvid det ankommer på Skogsstyrelsen som nationell tillsynsmyndighet att beakta syftet med EU:s art- och habitatdirektiv vid prövningen av en skogsbruksverksamhet, se Rådets direktiv 92/43/EEG. Se ytterligare information om EU:s livsmiljödirektiv i bilaga 2.</w:t>
+      </w:r>
+    </w:p>
+    <w:p>
       <w:r>
         <w:br w:type="page"/>
       </w:r>
@@ -188,69 +416,49 @@
         <w:pStyle w:val="Heading1"/>
       </w:pPr>
       <w:r>
-        <w:t>Tretåig hackspett – ekologi samt krav på livsmiljön</w:t>
+        <w:t>Lavskrika – ekologi samt krav på livsmiljön</w:t>
       </w:r>
     </w:p>
     <w:p>
       <w:r>
-        <w:t xml:space="preserve">Tretåig hackspett (NT) är fridlyst enligt §4 Artskyddsförordningen och finns med som prioriterad art i Skogsstyrelsen vägledning för skogsbruket (bilaga 4 till SVL). I vägledningen står bland annat att: </w:t>
+        <w:t>Lavskrika är rödlistad som nära hotad (NT), fridlyst enligt 4 § artskyddsförordningen (2007:845) och ingår i förteckningen över prioriterade arter i Skogsstyrelsens föreskrifter och allmänna råd (SKSFS 2011:7) bilaga 4. Lavskrikan är en mycket stationär fågel, som häckar i äldre, slutna och hänglavsrika barrskogar. Nyckelfaktorer är flerskiktad skog med rik undervegetation samt riklig förekomst av hänglavar (SLU Artdatabanken, 2026).</w:t>
+      </w:r>
+    </w:p>
+    <w:p>
+      <w:r>
+        <w:t xml:space="preserve">I Skogsstyrelsens vägledning för hänsyn till fåglar står bland annat att: </w:t>
       </w:r>
       <w:r>
         <w:rPr>
           <w:i/>
         </w:rPr>
-        <w:t xml:space="preserve">“Tretåig hackspett har stora arealkrav och höga krav på sin livsmiljö. Omdaningen av naturskogar till kulturskogar medför en förlust av viktiga miljöer, något som förstärks av ökad fragmentering till följd av avverkningar.” </w:t>
-      </w:r>
-      <w:r>
-        <w:t xml:space="preserve">Vidare att: </w:t>
+        <w:t>“Reviren är livslånga med hemområden som varierar mellan 50 och 150 ha. Hemområdena har inga fasta gränser utan det handlar mera om de yttre gränserna för familjegruppernas rörelser. Lavskrikan undviker att förflytta sig över stora öppna områden och hemområdesstorleken är därför större i områden fragmenterade av hyggen och yngre skog än i områden med i sammanhängande äldre skog. Det finns studier som antyder att det inom ett revir bör finnas maximalt 15 % öppna ytor och ungskog. Inom ett revir av hög kvalitet finns det som regel ett eller flera kärnområden (1–20 ha) med relativt tät flerskiktad granskog.”</w:t>
+      </w:r>
+      <w:r>
+        <w:t xml:space="preserve"> Vidare att: </w:t>
       </w:r>
       <w:r>
         <w:rPr>
           <w:i/>
         </w:rPr>
-        <w:t>“Områden med dokumenterad permanent förekomst i naturskogsmiljöer har vanligen så stora naturvärden att skogsbruk är olämpligt”</w:t>
-      </w:r>
-      <w:r>
-        <w:t xml:space="preserve"> (SLU Artdatabanken, 2024; Skogsstyrelsen, 2016)</w:t>
+        <w:t>“Arten missgynnas när flerskiktad skog omförs till enskiktade bestånd. Även skogsskötsel med återkommande röjning och hård gallring är starkt negativt. Lavskrikan har relativt stora hemområden och försvinner när den äldre skogen fragmenteras, särskilt allvarligt är när kärnområdena avverkas.”</w:t>
+      </w:r>
+      <w:r>
+        <w:t xml:space="preserve"> (Skogsstyrelsen 2016).</w:t>
+      </w:r>
+    </w:p>
+    <w:p>
+      <w:r>
+        <w:t xml:space="preserve">Populationen har minskat med 20 (10–30) % under de senaste 15 åren och minskningstakten bedöms vara nära gränsvärdet för sårbar (VU). Arten försvinner successivt framför allt vid dess utbredningsgränser och populationen har minskat kontinuerligt under 2000-talet. Lavskrika är typisk art för </w:t>
       </w:r>
       <w:r>
         <w:rPr>
           <w:i/>
         </w:rPr>
-        <w:t>.</w:t>
-      </w:r>
-    </w:p>
-    <w:p>
-      <w:r>
-        <w:t>Tretåig hackspett är beroende av större sammanhängande naturskogar med kontinuerlig tillgång och nybildning av död ved och fragmentering av livsmiljöerna utgör ett stort hot mot arten (se exempelvis Stachura-Skierczynska et al., 2009; Wesolowski et al., 2005; Butler et al., 2004; Pakkala et al., 2002; Amcoff et al., 1996; Virkkala, 1991). Det finns studier som visar att naturskogens självgallringsprocess som den tretåiga hackspetten är beroende av, inte kan ersättas med efterlämnad hänsyn i skogsbruket (Imbeau &amp; Desrochers, 2002).</w:t>
-      </w:r>
-    </w:p>
-    <w:p>
-      <w:r>
-        <w:t>Permanenta revir av tretåig hackspett karaktäriseras ofta av artens typiska ringformigt ordnade hackmärken på framför allt gamla granar. För att säkerställa att inte revir av tretåig hackspett drabbas av avverkningsplanerna bör en inventering göras i området både under häckningstid och under vintern, då arten utnyttjar betydligt större områden än under sommarens häckningsrevir. Storleken på häckningsreviret varierar med skogstypen, förekomsten av död ved och graden av fragmentering, men är i allmänhet i storleksordningen 25–100 hektar (SLU Artdatabanken, 2024; Skogsstyrelsen, 2016).</w:t>
-      </w:r>
-    </w:p>
-    <w:p>
-      <w:r>
-        <w:t xml:space="preserve">Förutom fridlysning enligt §4 Artskyddsförordningen är tretåig hackspett även förtecknad i EU:s fågeldirektiv bilaga 1. Den är typisk art för </w:t>
-      </w:r>
-      <w:r>
-        <w:rPr>
-          <w:i/>
-        </w:rPr>
-        <w:t xml:space="preserve">9010 Taiga, 9740 Skogsbevuxen myr, 9030 Landhöjningsskog </w:t>
-      </w:r>
-      <w:r>
-        <w:t xml:space="preserve">och </w:t>
-      </w:r>
-      <w:r>
-        <w:rPr>
-          <w:i/>
-        </w:rPr>
-        <w:t>9040 Fjällbjörkskog</w:t>
-      </w:r>
-      <w:r>
-        <w:t xml:space="preserve"> samt ingår i Natura 2000 och är förtecknad i Bernkonventionen bilaga II (strikt skyddade djurarter) (SLU Artdatabanken, 2024; Skogsstyrelsen, 2016).</w:t>
+        <w:t>9010 Taiga</w:t>
+      </w:r>
+      <w:r>
+        <w:t xml:space="preserve"> (SLU Artdatabanken, 2026).</w:t>
       </w:r>
     </w:p>
     <w:p>
@@ -258,6 +466,232 @@
         <w:pStyle w:val="Heading2"/>
       </w:pPr>
       <w:r>
+        <w:t>Referenser – lavskrika</w:t>
+      </w:r>
+    </w:p>
+    <w:p>
+      <w:r>
+        <w:t xml:space="preserve">Skogsstyrelsen, 2016. </w:t>
+      </w:r>
+      <w:r>
+        <w:rPr>
+          <w:i/>
+        </w:rPr>
+        <w:t xml:space="preserve">Vägledning för hänsyn till fåglar – lavskrika. </w:t>
+      </w:r>
+      <w:r>
+        <w:t>https://www.skogsstyrelsen.se/globalassets/lag-och-tillsyn/artskydd/vagledningar-for-hansyn-till-faglar/lavskrika-vagledning-hansyn.pdf</w:t>
+      </w:r>
+    </w:p>
+    <w:p>
+      <w:r>
+        <w:t xml:space="preserve">SLU Artdatabanken, 2026. </w:t>
+      </w:r>
+      <w:r>
+        <w:rPr>
+          <w:i/>
+        </w:rPr>
+        <w:t xml:space="preserve">Artfaktablad. Naturvård – artfakta. </w:t>
+      </w:r>
+      <w:r>
+        <w:t>SLU Artdatabanken, Uppsala</w:t>
+      </w:r>
+    </w:p>
+    <w:p>
+      <w:pPr>
+        <w:pStyle w:val="Heading1"/>
+      </w:pPr>
+      <w:r>
+        <w:t>Talltita – ekologi samt krav på livsmiljön</w:t>
+      </w:r>
+    </w:p>
+    <w:p>
+      <w:r>
+        <w:t>Talltita är rödlistad som NT, fridlyst och prioriterad art i Skogsvårdslagen. Den omfattas av EU:s fågeldirektiv. Arten har minskat kraftigt de senaste 30 åren och minskningstakten innevarande 10-årsperiod beräknas till 20 (10–30) % (SLU Artdatabanken, 2022).</w:t>
+      </w:r>
+    </w:p>
+    <w:p>
+      <w:r>
+        <w:t>Talltita föredrar större sammanhängande barrskogar, och finns såväl i tallskog som granskog och i lövblandad barrskog. Skogens struktur är viktig och ska helst vara flerskiktad med riklig underväxt av mindre granar, björk och andra lövträd och buskar. Tillgång på murknande högstubbar är särskilt viktig, eftersom talltitan helst själv hackar ut sitt bohål (SLU Artdatabanken, 2022).</w:t>
+      </w:r>
+    </w:p>
+    <w:p>
+      <w:r>
+        <w:t>Det finns flera studier som visar att talltita är känslig för gallring och inte överlever när dess livsmiljö kalavverkas (Eggers and Low, 2014; Griesser et al., 2007; Klein, 2020). Talltitans revir är förhållandevis stora, 10–20 hektar och arten missgynnas när skogen fragmenteras. Kalavverkning av större delar av reviret innebär att det överges (Artdatabanken, 2021).</w:t>
+      </w:r>
+    </w:p>
+    <w:p>
+      <w:r>
+        <w:t>Talltitan är synnerligen trogen sitt revir så länge paret lever och biotopen förblir intakt. Paret stannar i sitt revir året om. En förlust av ett revir har därför en stor inverkan på den lokala populationen och trakthyggesbruket anses vara orsak till den svenska populationens kraftiga minskning. Talltiteparets revirtrohet innebär att närhelst under året man observerar en adult talltita så ingår denna plats i reviret (Siffczyk et al., 2003; Ekman, 1979).</w:t>
+      </w:r>
+    </w:p>
+    <w:p>
+      <w:pPr>
+        <w:pStyle w:val="Heading2"/>
+      </w:pPr>
+      <w:r>
+        <w:t>Referenser – talltita</w:t>
+      </w:r>
+    </w:p>
+    <w:p>
+      <w:r>
+        <w:t xml:space="preserve">Eggers, S., Low, M., 2014. </w:t>
+      </w:r>
+      <w:r>
+        <w:rPr>
+          <w:i/>
+        </w:rPr>
+        <w:t xml:space="preserve">Differential demographic responses of sympatric Parids to vegetation management in boreal forest. </w:t>
+      </w:r>
+      <w:r>
+        <w:t>For. Ecol. Manage. 319, 169–175.</w:t>
+      </w:r>
+    </w:p>
+    <w:p>
+      <w:r>
+        <w:t xml:space="preserve">Ekman, J., 1979. </w:t>
+      </w:r>
+      <w:r>
+        <w:rPr>
+          <w:i/>
+        </w:rPr>
+        <w:t xml:space="preserve">Coherence, composition and territories of winter social groups of the Willow Tit Parus montanus and the Crested Tit P. cristatus. </w:t>
+      </w:r>
+      <w:r>
+        <w:t>Ornis Scandinavica, 10, pp 56–68</w:t>
+      </w:r>
+    </w:p>
+    <w:p>
+      <w:r>
+        <w:t xml:space="preserve">Griesser, M., Nystrand, M., Eggers, S., Ekman, J., 2007. </w:t>
+      </w:r>
+      <w:r>
+        <w:rPr>
+          <w:i/>
+        </w:rPr>
+        <w:t xml:space="preserve">Impact of forestry practices on fitness correlates and population productivity in an open-nesting bird species. </w:t>
+      </w:r>
+      <w:r>
+        <w:t>Conserv. Biol. 21, 767–774. https://doi.org/10.1111/j.1523- 1739.2007.00675.x</w:t>
+      </w:r>
+    </w:p>
+    <w:p>
+      <w:r>
+        <w:t xml:space="preserve">Klein, J., 2020. </w:t>
+      </w:r>
+      <w:r>
+        <w:rPr>
+          <w:i/>
+        </w:rPr>
+        <w:t xml:space="preserve">The forgotten forest – On thinning, retention, and biodiversity in the boreal forest. </w:t>
+      </w:r>
+      <w:r>
+        <w:t>Doctoral Thesis No. 2020:50</w:t>
+      </w:r>
+    </w:p>
+    <w:p>
+      <w:r>
+        <w:t xml:space="preserve">Siffczyk, C., Brotons, L., Kangas, K., Orell, M., 2003. </w:t>
+      </w:r>
+      <w:r>
+        <w:rPr>
+          <w:i/>
+        </w:rPr>
+        <w:t xml:space="preserve">Home range size of willow tits. </w:t>
+      </w:r>
+      <w:r>
+        <w:t>Oecologica, 136, 635–642 (2003)</w:t>
+      </w:r>
+    </w:p>
+    <w:p>
+      <w:r>
+        <w:t xml:space="preserve">SLU Artdatabanken, 2021. </w:t>
+      </w:r>
+      <w:r>
+        <w:rPr>
+          <w:i/>
+        </w:rPr>
+        <w:t xml:space="preserve">Artfaktablad. Naturvård – artfakta. </w:t>
+      </w:r>
+      <w:r>
+        <w:t>SLU Artdatabanken, Uppsala</w:t>
+      </w:r>
+    </w:p>
+    <w:p>
+      <w:pPr>
+        <w:pStyle w:val="Heading1"/>
+      </w:pPr>
+      <w:r>
+        <w:t>Tretåig hackspett – ekologi samt krav på livsmiljön</w:t>
+      </w:r>
+    </w:p>
+    <w:p>
+      <w:r>
+        <w:t xml:space="preserve">Tretåig hackspett (NT) är fridlyst enligt §4 Artskyddsförordningen och finns med som prioriterad art i Skogsstyrelsen vägledning för skogsbruket (bilaga 4 till SVL). I vägledningen står bland annat att: </w:t>
+      </w:r>
+      <w:r>
+        <w:rPr>
+          <w:i/>
+        </w:rPr>
+        <w:t xml:space="preserve">“Tretåig hackspett har stora arealkrav och höga krav på sin livsmiljö. Omdaningen av naturskogar till kulturskogar medför en förlust av viktiga miljöer, något som förstärks av ökad fragmentering till följd av avverkningar.” </w:t>
+      </w:r>
+      <w:r>
+        <w:t xml:space="preserve">Vidare att: </w:t>
+      </w:r>
+      <w:r>
+        <w:rPr>
+          <w:i/>
+        </w:rPr>
+        <w:t>“Områden med dokumenterad permanent förekomst i naturskogsmiljöer har vanligen så stora naturvärden att skogsbruk är olämpligt”</w:t>
+      </w:r>
+      <w:r>
+        <w:t xml:space="preserve"> (SLU Artdatabanken, 2024; Skogsstyrelsen, 2016)</w:t>
+      </w:r>
+      <w:r>
+        <w:rPr>
+          <w:i/>
+        </w:rPr>
+        <w:t>.</w:t>
+      </w:r>
+    </w:p>
+    <w:p>
+      <w:r>
+        <w:t>Tretåig hackspett är beroende av större sammanhängande naturskogar med kontinuerlig tillgång och nybildning av död ved och fragmentering av livsmiljöerna utgör ett stort hot mot arten (se exempelvis Stachura-Skierczynska et al., 2009; Wesolowski et al., 2005; Butler et al., 2004; Pakkala et al., 2002; Amcoff et al., 1996; Virkkala, 1991). Det finns studier som visar att naturskogens självgallringsprocess som den tretåiga hackspetten är beroende av, inte kan ersättas med efterlämnad hänsyn i skogsbruket (Imbeau &amp; Desrochers, 2002).</w:t>
+      </w:r>
+    </w:p>
+    <w:p>
+      <w:r>
+        <w:t>Permanenta revir av tretåig hackspett karaktäriseras ofta av artens typiska ringformigt ordnade hackmärken på framför allt gamla granar. För att säkerställa att inte revir av tretåig hackspett drabbas av avverkningsplanerna bör en inventering göras i området både under häckningstid och under vintern, då arten utnyttjar betydligt större områden än under sommarens häckningsrevir. Storleken på häckningsreviret varierar med skogstypen, förekomsten av död ved och graden av fragmentering, men är i allmänhet i storleksordningen 25–100 hektar (SLU Artdatabanken, 2024; Skogsstyrelsen, 2016).</w:t>
+      </w:r>
+    </w:p>
+    <w:p>
+      <w:r>
+        <w:t xml:space="preserve">Förutom fridlysning enligt §4 Artskyddsförordningen är tretåig hackspett även förtecknad i EU:s fågeldirektiv bilaga 1. Den är typisk art för </w:t>
+      </w:r>
+      <w:r>
+        <w:rPr>
+          <w:i/>
+        </w:rPr>
+        <w:t xml:space="preserve">9010 Taiga, 9740 Skogsbevuxen myr, 9030 Landhöjningsskog </w:t>
+      </w:r>
+      <w:r>
+        <w:t xml:space="preserve">och </w:t>
+      </w:r>
+      <w:r>
+        <w:rPr>
+          <w:i/>
+        </w:rPr>
+        <w:t>9040 Fjällbjörkskog</w:t>
+      </w:r>
+      <w:r>
+        <w:t xml:space="preserve"> samt ingår i Natura 2000 och är förtecknad i Bernkonventionen bilaga II (strikt skyddade djurarter) (SLU Artdatabanken, 2024; Skogsstyrelsen, 2016).</w:t>
+      </w:r>
+    </w:p>
+    <w:p>
+      <w:pPr>
+        <w:pStyle w:val="Heading2"/>
+      </w:pPr>
+      <w:r>
         <w:t>Referenser – tretåig hackspett</w:t>
       </w:r>
     </w:p>
@@ -382,6 +816,254 @@
       </w:r>
       <w:r>
         <w:t>Acta Ornithologica 40(1): 53–60.</w:t>
+      </w:r>
+    </w:p>
+    <w:p>
+      <w:r>
+        <w:br w:type="page"/>
+      </w:r>
+    </w:p>
+    <w:p>
+      <w:pPr>
+        <w:pStyle w:val="Title"/>
+      </w:pPr>
+      <w:r>
+        <w:t>BILAGA 2 – EU:s art- och habitatdirektiv, fågeldirektiv och naturrestaureringsförordning</w:t>
+      </w:r>
+    </w:p>
+    <w:p>
+      <w:pPr>
+        <w:pStyle w:val="Heading2"/>
+      </w:pPr>
+      <w:r>
+        <w:t>Förenlighet med EU-direktiv</w:t>
+      </w:r>
+    </w:p>
+    <w:p>
+      <w:r>
+        <w:t>EU-direktiv är bindande för EU:s medlemsländer varvid det ankommer på Skogsstyrelsen som nationell tillsynsmyndighet att beakta syftet med EU:s art- och habitatdirektiv respektive fågeldirektiv vid prövningen av en skogsbruksverksamhet, se Rådets direktiv 92/43/EEG samt 2009/147/EG. Nationella regler som omfattas av ett EU-direktiv ska enligt fast rättspraxis tolkas i enlighet med direktivet, vilket medför en skyldighet för myndigheten att tolka bestämmelser i nationell rätt i ljuset av direktivets ordalydelse, sammanhang och de mål som eftersträvas med direktivet (se EU-domstolens dom i mål C 477/19).</w:t>
+      </w:r>
+    </w:p>
+    <w:p>
+      <w:r>
+        <w:t>EU:s medlemsstater åläggs i Artikel 3 i fågeldirektivet generella skyldigheter avseende skydd, bevarande och återställande av tillräckligt stora och varierande livsmiljöer för de fågelarter som omfattas av direktivet. Medlemsstaterna ska vidta de åtgärder som är nödvändiga för att bibehålla populationen av fågelarterna på en nivå som svarar särskilt mot ekologiska, vetenskapliga och kulturella behov, eller återupprätta populationen av dessa arter till en sådan nivå (se Europaparlamentets och rådets direktiv 2009/147/EG).</w:t>
+      </w:r>
+    </w:p>
+    <w:p>
+      <w:r>
+        <w:t>Åtgärder som vidtas i enlighet med art- och habitatdirektivet (92/43/EEG) ska enligt Artikel 2 syfta till att bibehålla eller återställa en gynnsam bevarandestatus hos livsmiljöer samt arter och vilda djur och växter av gemenskapsintresse. Enligt prejudikat från EU-domstolen ska en skogsbruksverksamhet utföras på ett sådant sätt som utgör ett förebyggande och hållbart skogsbruk för att betraktas som förenlig med bevarandekraven i direktivet (se EU-domstolens dom i de förenade målen C 473-19 och C 474-19).</w:t>
+      </w:r>
+    </w:p>
+    <w:p>
+      <w:r>
+        <w:t xml:space="preserve">Av artikel 1.e samma direktiv framgår att en livsmiljös bevarandestatus anses " gynnsam" när — dess naturliga utbredningsområde och de ytor den täcker inom detta område är stabila eller ökande, och — den särskilda struktur och de särskilda funktioner som är nödvändiga för att den skall kunna bibehållas på lång sikt finns, och sannolikt kommer att finnas under en överskådlig framtid, och — bevarandestatusen hos dess </w:t>
+      </w:r>
+      <w:r>
+        <w:rPr>
+          <w:b/>
+        </w:rPr>
+        <w:t>typiska arter</w:t>
+      </w:r>
+      <w:r>
+        <w:t xml:space="preserve"> är gynnsam enligt definitionen i artikel 1.i. Typiska arter används för att lokalisera områden med gynnsam bevarandestatus för de naturtyper som ingår i EU:s art- och habitatdirektiv.</w:t>
+      </w:r>
+    </w:p>
+    <w:p>
+      <w:r>
+        <w:t>Västlig taiga (EU-kod 9010) saknar gynnsam bevarandestatus och minskar starkt som naturtyp i Sverige. Naturvårdsverket skriver i sin vägledning för västlig taiga att dylika miljöer förutsätter normalt att skogarna skyddas långsiktigt, eftersom skogsbruk inte är förenligt med bevarande av naturtypen i gynnsamt tillstånd (Naturvårdsverket, 2011). Enligt Sveriges Artikel 17 rapportering 2013 och 2019 till EU, har naturtypen Västlig taiga (9010) dålig bevarandestatus med negativ trend inom Sveriges boreala region. Skogsbruksåtgärder som avverkning, röjning och gallring pekas ut som några av de främst bidragande orsakerna till naturtypens dåliga status och negativa trend (SLU Artdatabanken, 2019). I EU:s uppföljning av tillståndet för naturtyperna i Skandinavien 2013 – 2018 framgår det att i den boreala regionen är tillståndet så dåligt för Västlig taiga (9010) att habitatet löper allvarlig risk att försvinna regionalt (EEA, 2022). Det allvarliga läget för den biologiska mångfalden i skogen framhålls även i Skogsstyren rapport 2026/07:</w:t>
+      </w:r>
+    </w:p>
+    <w:p>
+      <w:r>
+        <w:rPr>
+          <w:i/>
+        </w:rPr>
+        <w:t>"All avverkning av kända skogliga värdekärnor och sannolika kontinuitetsskogar behöver upphöra för att fylla bristen om 1,56 miljoner hektar bevarad livsmiljötyp. På grund av begränsade kvarvarande arealer av värdekärnor, naturskogar och kontinuitetsskogar leder fortsatt förlust av dessa till en påtaglig risk för långsiktigt negativa effekter för biologisk mångfald i skogslandskapet. Att de återstående arealerna bevaras och ges ett långsiktigt skydd bedöms därför vara av avgörande betydelse."</w:t>
+      </w:r>
+      <w:r>
+        <w:t xml:space="preserve"> (Skogsstyrelsen, 2026).</w:t>
+      </w:r>
+    </w:p>
+    <w:p>
+      <w:pPr>
+        <w:pStyle w:val="Caption"/>
+      </w:pPr>
+      <w:r>
+        <w:drawing>
+          <wp:inline xmlns:a="http://schemas.openxmlformats.org/drawingml/2006/main" xmlns:pic="http://schemas.openxmlformats.org/drawingml/2006/picture">
+            <wp:extent cx="5486400" cy="2905862"/>
+            <wp:docPr id="2" name="Picture 2"/>
+            <wp:cNvGraphicFramePr>
+              <a:graphicFrameLocks noChangeAspect="1"/>
+            </wp:cNvGraphicFramePr>
+            <a:graphic>
+              <a:graphicData uri="http://schemas.openxmlformats.org/drawingml/2006/picture">
+                <pic:pic>
+                  <pic:nvPicPr>
+                    <pic:cNvPr id="0" name="uppföljning av västlig taiga.jpeg"/>
+                    <pic:cNvPicPr/>
+                  </pic:nvPicPr>
+                  <pic:blipFill>
+                    <a:blip r:embed="rId17"/>
+                    <a:stretch>
+                      <a:fillRect/>
+                    </a:stretch>
+                  </pic:blipFill>
+                  <pic:spPr>
+                    <a:xfrm>
+                      <a:off x="0" y="0"/>
+                      <a:ext cx="5486400" cy="2905862"/>
+                    </a:xfrm>
+                    <a:prstGeom prst="rect"/>
+                  </pic:spPr>
+                </pic:pic>
+              </a:graphicData>
+            </a:graphic>
+          </wp:inline>
+        </w:drawing>
+      </w:r>
+    </w:p>
+    <w:p>
+      <w:pPr>
+        <w:pStyle w:val="Caption"/>
+      </w:pPr>
+      <w:r>
+        <w:t>EU:s uppföljning av tillståndet för naturtypen Västlig taiga 9010 i Skandinavien 2013 - 2018. Av kartan framgår det att i den boreala regionen är tillståndet så dåligt (röd färg) att habitatet löper allvarlig risk att försvinna regionalt. Källa: European Environment Agency. https:// eunis.eea.europoa.eu/habitats/10176.</w:t>
+      </w:r>
+    </w:p>
+    <w:p>
+      <w:r>
+        <w:t>Trots det allvarliga läget har statusen för Västlig taiga ändrats till otillräcklig i stället för dålig i den senaste Artikel 17 rapporteringen 2025. Av Naturvårdsverkets rapport framgår det dock att de ändrade statusbedömningarna jämfört med rapporteringen 2019 inte beror på faktiska miljöförändringar. Ändringarna är av teknisk karaktär och främst en följd av resultaten från genomförda regeringsuppdrag och beslut inför rapporteringen 2025. Det är alltså politisk styrning i stället för faktiska förhållanden i naturen som ändrat på naturtypernas status i rapporteringen, vilket rimmar dåligt med såväl art- och habitatdirektivets syften och mål som med naturrestaureringsförordningen. I praktiken har dock Sveriges nya sätt att rapportera bevarandestatus till EU inte någon betydelse eftersom Naturvårdsverkets rapportering 2025 visar att Västlig taiga inte har gynnsam bevarandestatus.</w:t>
+      </w:r>
+    </w:p>
+    <w:p>
+      <w:pPr>
+        <w:pStyle w:val="Heading2"/>
+      </w:pPr>
+      <w:r>
+        <w:t>EU:s naturrestaureringsförordning</w:t>
+      </w:r>
+    </w:p>
+    <w:p>
+      <w:r>
+        <w:t>Enligt EU:s naturrestaureringsförordning (EU 2024/1991) ska minst 20 % av landområden och minst 20 % av havsarealen vara restaurerad senast 2030, samt alla ekosystem som är i behov av restaurering senast 2050. Det framgår också av förordningen att det är viktigt att livsmiljötyperna inte försämras innan eller efter att restaureringar genomförts, se exempelvis punkt 37 förordningen.</w:t>
+      </w:r>
+    </w:p>
+    <w:p>
+      <w:r>
+        <w:t>”</w:t>
+      </w:r>
+      <w:r>
+        <w:rPr>
+          <w:i/>
+        </w:rPr>
+        <w:t>Det är viktigt att medlemsstaterna vidtar åtgärder som syftar till att säkerställa att tillståndet för områden som täcks av livsmiljötyper som omfattas av denna förordning och som omfattas av restaureringsåtgärder uppvisar en kontinuerlig förbättring till dess att de uppnår ett gott tillstånd, och att medlemsstaterna vidtar åtgärder som syftar till att säkerställa att dessa livsmiljötyper, när de har uppnått ett gott tillstånd, inte försämras avsevärt, så att det långsiktiga bibehållandet eller uppnåendet av gott tillstånd inte äventyras. (..) Det är också viktigt att medlemsstaterna anstränger sig för att förhindra avsevärd försämring av områden som täcks av sådana livsmiljötyper som antingen redan är i gott skick eller som inte är i gott skick men ännu inte omfattas av restaureringsåtgärder.”</w:t>
+      </w:r>
+    </w:p>
+    <w:p>
+      <w:r>
+        <w:rPr>
+          <w:b/>
+          <w:i/>
+        </w:rPr>
+        <w:t>Artikel 4(12):</w:t>
+      </w:r>
+    </w:p>
+    <w:p>
+      <w:r>
+        <w:rPr>
+          <w:i/>
+        </w:rPr>
+        <w:t>Utan att det påverkar tillämpningen av direktiv 92/43/EEG ska medlemsstaterna, senast den dag då deras nationella restaureringsplaner offentliggörs i enlighet med artikel 17.6 i denna förordning, eftersträva att genomföra de åtgärder som krävs för att förhindra avsevärd försämring av områden där de livsmiljötyper som förtecknas i bilaga I till denna förordning förekommer och som är i gott tillstånd eller som krävs för att uppnå de restaureringsmål som anges i punkt 17 i den här artikeln.</w:t>
+      </w:r>
+    </w:p>
+    <w:p>
+      <w:r>
+        <w:rPr>
+          <w:b/>
+          <w:i/>
+        </w:rPr>
+        <w:t>Artikel 4 (17).   Medlemsstaterna ska säkerställa</w:t>
+      </w:r>
+    </w:p>
+    <w:p>
+      <w:r>
+        <w:rPr>
+          <w:i/>
+        </w:rPr>
+        <w:t>a) en ökning av arealen i gott tillstånd för de livsmiljötyper som förtecknas i bilaga I till dess att minst 90 % är i gott tillstånd och till dess att den gynnsamma referensarealen för varje livsmiljötyp i varje biogeografisk region inom den berörda medlemsstaten har uppnåtts.</w:t>
+      </w:r>
+    </w:p>
+    <w:p>
+      <w:r>
+        <w:t>Referenser</w:t>
+      </w:r>
+    </w:p>
+    <w:p>
+      <w:r>
+        <w:t xml:space="preserve">EEA European Environment Agency, 2022. </w:t>
+      </w:r>
+      <w:r>
+        <w:rPr>
+          <w:i/>
+        </w:rPr>
+        <w:t xml:space="preserve">Western taiga – Conservation status 2013-2018. </w:t>
+      </w:r>
+      <w:r>
+        <w:t>https:// eunis.eea.europoa.eu/habitats/10176.</w:t>
+      </w:r>
+    </w:p>
+    <w:p>
+      <w:r>
+        <w:t>EU-domstolens dom av den 2 juli 2020 i målet C 477/19 (Europeisk hamster) p. 23.</w:t>
+      </w:r>
+    </w:p>
+    <w:p>
+      <w:r>
+        <w:t>EU-domstolens dom av den 4 mars 2021 i de förenade målen C 473-19 och C 474-19 (Skydda skogen) p. 70 och 76.</w:t>
+      </w:r>
+    </w:p>
+    <w:p>
+      <w:r>
+        <w:t>Europaparlamentets och rådets direktiv 2009/147/EG av den 30 november 2009 om bevarande av vilda fåglar.</w:t>
+      </w:r>
+    </w:p>
+    <w:p>
+      <w:r>
+        <w:t>EUROPAPARLAMENTETS OCH RÅDETS FÖRORDNING (EU) 2024/1991 av den 24 juni 2024 om restaurering av natur och om ändring av förordning (EU) 2022/869.</w:t>
+      </w:r>
+    </w:p>
+    <w:p>
+      <w:r>
+        <w:t>Rådets direktiv 92/43/EEG av den 21 mj 1992 om bevarande av livsmiljöer samt vilda djur och växter.</w:t>
+      </w:r>
+    </w:p>
+    <w:p>
+      <w:r>
+        <w:t xml:space="preserve">Skogsstyrelsen, 2026. </w:t>
+      </w:r>
+      <w:r>
+        <w:rPr>
+          <w:i/>
+        </w:rPr>
+        <w:t>Biologisk mångfald i skogen.</w:t>
+      </w:r>
+      <w:r>
+        <w:t xml:space="preserve"> Rapport 2026/07.</w:t>
+      </w:r>
+    </w:p>
+    <w:p>
+      <w:r>
+        <w:t xml:space="preserve">SLU Artdatabanken, 2019. </w:t>
+      </w:r>
+      <w:r>
+        <w:rPr>
+          <w:i/>
+        </w:rPr>
+        <w:t>Sveriges arter och naturtyper i EU:s art- och habitatdirektiv.</w:t>
+      </w:r>
+      <w:r>
+        <w:t xml:space="preserve"> Resultat från rapportering 2019 till EU av bevarandestatus 2013-2018.</w:t>
       </w:r>
     </w:p>
     <w:sectPr>
@@ -512,7 +1194,7 @@
     <w:r>
       <w:tab/>
       <w:tab/>
-      <w:t>2026-09-23</w:t>
+      <w:t>2026-09-24</w:t>
       <w:br/>
       <w:br/>
     </w:r>

--- a/tillsyn/A 25853-2025 tillsynsbegäran.docx
+++ b/tillsyn/A 25853-2025 tillsynsbegäran.docx
@@ -1194,7 +1194,7 @@
     <w:r>
       <w:tab/>
       <w:tab/>
-      <w:t>2026-09-24</w:t>
+      <w:t>2026-09-25</w:t>
       <w:br/>
       <w:br/>
     </w:r>

--- a/tillsyn/A 25853-2025 tillsynsbegäran.docx
+++ b/tillsyn/A 25853-2025 tillsynsbegäran.docx
@@ -1194,7 +1194,7 @@
     <w:r>
       <w:tab/>
       <w:tab/>
-      <w:t>2026-09-25</w:t>
+      <w:t>2026-09-26</w:t>
       <w:br/>
       <w:br/>
     </w:r>

--- a/tillsyn/A 25853-2025 tillsynsbegäran.docx
+++ b/tillsyn/A 25853-2025 tillsynsbegäran.docx
@@ -1194,7 +1194,7 @@
     <w:r>
       <w:tab/>
       <w:tab/>
-      <w:t>2026-09-26</w:t>
+      <w:t>2026-09-27</w:t>
       <w:br/>
       <w:br/>
     </w:r>

--- a/tillsyn/A 25853-2025 tillsynsbegäran.docx
+++ b/tillsyn/A 25853-2025 tillsynsbegäran.docx
@@ -1194,7 +1194,7 @@
     <w:r>
       <w:tab/>
       <w:tab/>
-      <w:t>2026-09-27</w:t>
+      <w:t>2026-09-28</w:t>
       <w:br/>
       <w:br/>
     </w:r>

--- a/tillsyn/A 25853-2025 tillsynsbegäran.docx
+++ b/tillsyn/A 25853-2025 tillsynsbegäran.docx
@@ -22,7 +22,7 @@
       <w:r>
         <w:drawing>
           <wp:inline xmlns:a="http://schemas.openxmlformats.org/drawingml/2006/main" xmlns:pic="http://schemas.openxmlformats.org/drawingml/2006/picture">
-            <wp:extent cx="5335311" cy="5724000"/>
+            <wp:extent cx="5326780" cy="5724000"/>
             <wp:docPr id="1" name="Picture 1"/>
             <wp:cNvGraphicFramePr>
               <a:graphicFrameLocks noChangeAspect="1"/>
@@ -43,7 +43,7 @@
                   <pic:spPr>
                     <a:xfrm>
                       <a:off x="0" y="0"/>
-                      <a:ext cx="5335311" cy="5724000"/>
+                      <a:ext cx="5326780" cy="5724000"/>
                     </a:xfrm>
                     <a:prstGeom prst="rect"/>
                   </pic:spPr>
@@ -65,7 +65,7 @@
     </w:p>
     <w:p>
       <w:r>
-        <w:t>I och inom 23 meter från avverkningsanmälan finns fynd av 10 naturvårdsarter, varav 10 är rödlistade, 3 är fridlysta och 6 är typiska (T): garnlav (VU, T), dropptaggsvamp (NT, T), dvärgbägarlav (NT, T), lavskrika (NT, T, §4), mörk kolflarnlav (NT), rosenticka (NT, T), skarp dropptaggsvamp (NT), talltita (NT, §4), tretåig hackspett (NT, T, §4) och vedflamlav (NT). Se Figur 1.</w:t>
+        <w:t>I och inom 23 meter från avverkningsanmälan finns fynd av 11 naturvårdsarter, varav 11 är rödlistade, 3 är fridlysta och 7 är typiska (T): garnlav (VU, T), dropptaggsvamp (NT, T), dvärgbägarlav (NT, T), lavskrika (NT, T, §4), mörk kolflarnlav (NT), rosenticka (NT, T), skarp dropptaggsvamp (NT), talltagel (NT, T), talltita (NT, §4), tretåig hackspett (NT, T, §4) och vedflamlav (NT). Se Figur 1.</w:t>
       </w:r>
     </w:p>
     <w:p>
@@ -249,6 +249,26 @@
         <w:rPr>
           <w:b/>
         </w:rPr>
+        <w:t>Talltagel (NT)</w:t>
+      </w:r>
+      <w:r>
+        <w:t xml:space="preserve"> är en boreal art som förekommer på tall i äldre, öppna tallskogar. Den påverkas negativt av brist på kontinuitetsskog och minskningstakten bedöms vara nära gränsvärdet för Sårbar (VU). Talltagel är typisk art för </w:t>
+      </w:r>
+      <w:r>
+        <w:rPr>
+          <w:i/>
+        </w:rPr>
+        <w:t>9010 Taiga</w:t>
+      </w:r>
+      <w:r>
+        <w:t xml:space="preserve"> (SLU Artdatabanken, 2026).</w:t>
+      </w:r>
+    </w:p>
+    <w:p>
+      <w:r>
+        <w:rPr>
+          <w:b/>
+        </w:rPr>
         <w:t>Talltita (NT, §4)</w:t>
       </w:r>
       <w:r>
@@ -341,7 +361,7 @@
     </w:p>
     <w:p>
       <w:r>
-        <w:t>Följande typiska arter har sina livsmiljöer och växtplatser i den avverkningsanmälda skogen: garnlav (VU, T), dropptaggsvamp (NT, T), dvärgbägarlav (NT, T), lavskrika (NT, T, §4), rosenticka (NT, T) och tretåig hackspett (NT, T, §4).</w:t>
+        <w:t>Följande typiska arter har sina livsmiljöer och växtplatser i den avverkningsanmälda skogen: garnlav (VU, T), dropptaggsvamp (NT, T), dvärgbägarlav (NT, T), lavskrika (NT, T, §4), rosenticka (NT, T), talltagel (NT, T) och tretåig hackspett (NT, T, §4).</w:t>
       </w:r>
     </w:p>
     <w:p>
@@ -1194,7 +1214,7 @@
     <w:r>
       <w:tab/>
       <w:tab/>
-      <w:t>2026-09-28</w:t>
+      <w:t>2026-09-29</w:t>
       <w:br/>
       <w:br/>
     </w:r>

--- a/tillsyn/A 25853-2025 tillsynsbegäran.docx
+++ b/tillsyn/A 25853-2025 tillsynsbegäran.docx
@@ -1214,7 +1214,7 @@
     <w:r>
       <w:tab/>
       <w:tab/>
-      <w:t>2026-09-29</w:t>
+      <w:t>2026-09-30</w:t>
       <w:br/>
       <w:br/>
     </w:r>

--- a/tillsyn/A 25853-2025 tillsynsbegäran.docx
+++ b/tillsyn/A 25853-2025 tillsynsbegäran.docx
@@ -1214,7 +1214,7 @@
     <w:r>
       <w:tab/>
       <w:tab/>
-      <w:t>2026-09-30</w:t>
+      <w:t>2026-10-01</w:t>
       <w:br/>
       <w:br/>
     </w:r>

--- a/tillsyn/A 25853-2025 tillsynsbegäran.docx
+++ b/tillsyn/A 25853-2025 tillsynsbegäran.docx
@@ -1214,7 +1214,7 @@
     <w:r>
       <w:tab/>
       <w:tab/>
-      <w:t>2026-10-01</w:t>
+      <w:t>2026-10-02</w:t>
       <w:br/>
       <w:br/>
     </w:r>

--- a/tillsyn/A 25853-2025 tillsynsbegäran.docx
+++ b/tillsyn/A 25853-2025 tillsynsbegäran.docx
@@ -1214,7 +1214,7 @@
     <w:r>
       <w:tab/>
       <w:tab/>
-      <w:t>2026-10-02</w:t>
+      <w:t>2026-10-03</w:t>
       <w:br/>
       <w:br/>
     </w:r>

--- a/tillsyn/A 25853-2025 tillsynsbegäran.docx
+++ b/tillsyn/A 25853-2025 tillsynsbegäran.docx
@@ -1214,7 +1214,7 @@
     <w:r>
       <w:tab/>
       <w:tab/>
-      <w:t>2026-10-03</w:t>
+      <w:t>2026-10-04</w:t>
       <w:br/>
       <w:br/>
     </w:r>

--- a/tillsyn/A 25853-2025 tillsynsbegäran.docx
+++ b/tillsyn/A 25853-2025 tillsynsbegäran.docx
@@ -1214,7 +1214,7 @@
     <w:r>
       <w:tab/>
       <w:tab/>
-      <w:t>2026-10-04</w:t>
+      <w:t>2026-10-05</w:t>
       <w:br/>
       <w:br/>
     </w:r>

--- a/tillsyn/A 25853-2025 tillsynsbegäran.docx
+++ b/tillsyn/A 25853-2025 tillsynsbegäran.docx
@@ -1214,7 +1214,7 @@
     <w:r>
       <w:tab/>
       <w:tab/>
-      <w:t>2026-10-05</w:t>
+      <w:t>2026-10-06</w:t>
       <w:br/>
       <w:br/>
     </w:r>

--- a/tillsyn/A 25853-2025 tillsynsbegäran.docx
+++ b/tillsyn/A 25853-2025 tillsynsbegäran.docx
@@ -1214,7 +1214,7 @@
     <w:r>
       <w:tab/>
       <w:tab/>
-      <w:t>2026-10-06</w:t>
+      <w:t>2026-10-07</w:t>
       <w:br/>
       <w:br/>
     </w:r>

--- a/tillsyn/A 25853-2025 tillsynsbegäran.docx
+++ b/tillsyn/A 25853-2025 tillsynsbegäran.docx
@@ -1214,7 +1214,7 @@
     <w:r>
       <w:tab/>
       <w:tab/>
-      <w:t>2026-10-07</w:t>
+      <w:t>2026-10-08</w:t>
       <w:br/>
       <w:br/>
     </w:r>

--- a/tillsyn/A 25853-2025 tillsynsbegäran.docx
+++ b/tillsyn/A 25853-2025 tillsynsbegäran.docx
@@ -1214,7 +1214,7 @@
     <w:r>
       <w:tab/>
       <w:tab/>
-      <w:t>2026-10-08</w:t>
+      <w:t>2026-10-09</w:t>
       <w:br/>
       <w:br/>
     </w:r>

--- a/tillsyn/A 25853-2025 tillsynsbegäran.docx
+++ b/tillsyn/A 25853-2025 tillsynsbegäran.docx
@@ -1214,7 +1214,7 @@
     <w:r>
       <w:tab/>
       <w:tab/>
-      <w:t>2026-10-09</w:t>
+      <w:t>2026-10-10</w:t>
       <w:br/>
       <w:br/>
     </w:r>

--- a/tillsyn/A 25853-2025 tillsynsbegäran.docx
+++ b/tillsyn/A 25853-2025 tillsynsbegäran.docx
@@ -1214,7 +1214,7 @@
     <w:r>
       <w:tab/>
       <w:tab/>
-      <w:t>2026-10-10</w:t>
+      <w:t>2026-10-11</w:t>
       <w:br/>
       <w:br/>
     </w:r>

--- a/tillsyn/A 25853-2025 tillsynsbegäran.docx
+++ b/tillsyn/A 25853-2025 tillsynsbegäran.docx
@@ -1214,7 +1214,7 @@
     <w:r>
       <w:tab/>
       <w:tab/>
-      <w:t>2026-10-11</w:t>
+      <w:t>2026-10-12</w:t>
       <w:br/>
       <w:br/>
     </w:r>

--- a/tillsyn/A 25853-2025 tillsynsbegäran.docx
+++ b/tillsyn/A 25853-2025 tillsynsbegäran.docx
@@ -1214,7 +1214,7 @@
     <w:r>
       <w:tab/>
       <w:tab/>
-      <w:t>2026-10-12</w:t>
+      <w:t>2026-10-13</w:t>
       <w:br/>
       <w:br/>
     </w:r>

--- a/tillsyn/A 25853-2025 tillsynsbegäran.docx
+++ b/tillsyn/A 25853-2025 tillsynsbegäran.docx
@@ -1214,7 +1214,7 @@
     <w:r>
       <w:tab/>
       <w:tab/>
-      <w:t>2026-10-13</w:t>
+      <w:t>2026-10-14</w:t>
       <w:br/>
       <w:br/>
     </w:r>

--- a/tillsyn/A 25853-2025 tillsynsbegäran.docx
+++ b/tillsyn/A 25853-2025 tillsynsbegäran.docx
@@ -1214,7 +1214,7 @@
     <w:r>
       <w:tab/>
       <w:tab/>
-      <w:t>2026-10-14</w:t>
+      <w:t>2026-10-15</w:t>
       <w:br/>
       <w:br/>
     </w:r>

--- a/tillsyn/A 25853-2025 tillsynsbegäran.docx
+++ b/tillsyn/A 25853-2025 tillsynsbegäran.docx
@@ -1214,7 +1214,7 @@
     <w:r>
       <w:tab/>
       <w:tab/>
-      <w:t>2026-10-15</w:t>
+      <w:t>2026-10-16</w:t>
       <w:br/>
       <w:br/>
     </w:r>

--- a/tillsyn/A 25853-2025 tillsynsbegäran.docx
+++ b/tillsyn/A 25853-2025 tillsynsbegäran.docx
@@ -1214,7 +1214,7 @@
     <w:r>
       <w:tab/>
       <w:tab/>
-      <w:t>2026-10-16</w:t>
+      <w:t>2026-10-17</w:t>
       <w:br/>
       <w:br/>
     </w:r>

--- a/tillsyn/A 25853-2025 tillsynsbegäran.docx
+++ b/tillsyn/A 25853-2025 tillsynsbegäran.docx
@@ -1214,7 +1214,7 @@
     <w:r>
       <w:tab/>
       <w:tab/>
-      <w:t>2026-10-17</w:t>
+      <w:t>2026-10-18</w:t>
       <w:br/>
       <w:br/>
     </w:r>

--- a/tillsyn/A 25853-2025 tillsynsbegäran.docx
+++ b/tillsyn/A 25853-2025 tillsynsbegäran.docx
@@ -1214,7 +1214,7 @@
     <w:r>
       <w:tab/>
       <w:tab/>
-      <w:t>2026-10-18</w:t>
+      <w:t>2026-10-19</w:t>
       <w:br/>
       <w:br/>
     </w:r>

--- a/tillsyn/A 25853-2025 tillsynsbegäran.docx
+++ b/tillsyn/A 25853-2025 tillsynsbegäran.docx
@@ -1214,7 +1214,7 @@
     <w:r>
       <w:tab/>
       <w:tab/>
-      <w:t>2026-10-19</w:t>
+      <w:t>2026-10-20</w:t>
       <w:br/>
       <w:br/>
     </w:r>

--- a/tillsyn/A 25853-2025 tillsynsbegäran.docx
+++ b/tillsyn/A 25853-2025 tillsynsbegäran.docx
@@ -1214,7 +1214,7 @@
     <w:r>
       <w:tab/>
       <w:tab/>
-      <w:t>2026-10-20</w:t>
+      <w:t>2026-10-21</w:t>
       <w:br/>
       <w:br/>
     </w:r>

--- a/tillsyn/A 25853-2025 tillsynsbegäran.docx
+++ b/tillsyn/A 25853-2025 tillsynsbegäran.docx
@@ -1214,7 +1214,7 @@
     <w:r>
       <w:tab/>
       <w:tab/>
-      <w:t>2026-10-21</w:t>
+      <w:t>2026-10-22</w:t>
       <w:br/>
       <w:br/>
     </w:r>

--- a/tillsyn/A 25853-2025 tillsynsbegäran.docx
+++ b/tillsyn/A 25853-2025 tillsynsbegäran.docx
@@ -1214,7 +1214,7 @@
     <w:r>
       <w:tab/>
       <w:tab/>
-      <w:t>2026-10-22</w:t>
+      <w:t>2026-10-23</w:t>
       <w:br/>
       <w:br/>
     </w:r>

--- a/tillsyn/A 25853-2025 tillsynsbegäran.docx
+++ b/tillsyn/A 25853-2025 tillsynsbegäran.docx
@@ -1214,7 +1214,7 @@
     <w:r>
       <w:tab/>
       <w:tab/>
-      <w:t>2026-10-23</w:t>
+      <w:t>2026-10-24</w:t>
       <w:br/>
       <w:br/>
     </w:r>

--- a/tillsyn/A 25853-2025 tillsynsbegäran.docx
+++ b/tillsyn/A 25853-2025 tillsynsbegäran.docx
@@ -1214,7 +1214,7 @@
     <w:r>
       <w:tab/>
       <w:tab/>
-      <w:t>2026-10-24</w:t>
+      <w:t>2026-10-25</w:t>
       <w:br/>
       <w:br/>
     </w:r>

--- a/tillsyn/A 25853-2025 tillsynsbegäran.docx
+++ b/tillsyn/A 25853-2025 tillsynsbegäran.docx
@@ -1214,7 +1214,7 @@
     <w:r>
       <w:tab/>
       <w:tab/>
-      <w:t>2026-10-25</w:t>
+      <w:t>2026-10-26</w:t>
       <w:br/>
       <w:br/>
     </w:r>

--- a/tillsyn/A 25853-2025 tillsynsbegäran.docx
+++ b/tillsyn/A 25853-2025 tillsynsbegäran.docx
@@ -1214,7 +1214,7 @@
     <w:r>
       <w:tab/>
       <w:tab/>
-      <w:t>2026-10-26</w:t>
+      <w:t>2026-10-27</w:t>
       <w:br/>
       <w:br/>
     </w:r>

--- a/tillsyn/A 25853-2025 tillsynsbegäran.docx
+++ b/tillsyn/A 25853-2025 tillsynsbegäran.docx
@@ -1214,7 +1214,7 @@
     <w:r>
       <w:tab/>
       <w:tab/>
-      <w:t>2026-10-27</w:t>
+      <w:t>2026-10-28</w:t>
       <w:br/>
       <w:br/>
     </w:r>

--- a/tillsyn/A 25853-2025 tillsynsbegäran.docx
+++ b/tillsyn/A 25853-2025 tillsynsbegäran.docx
@@ -1214,7 +1214,7 @@
     <w:r>
       <w:tab/>
       <w:tab/>
-      <w:t>2026-10-28</w:t>
+      <w:t>2026-10-29</w:t>
       <w:br/>
       <w:br/>
     </w:r>

--- a/tillsyn/A 25853-2025 tillsynsbegäran.docx
+++ b/tillsyn/A 25853-2025 tillsynsbegäran.docx
@@ -1214,7 +1214,7 @@
     <w:r>
       <w:tab/>
       <w:tab/>
-      <w:t>2026-10-29</w:t>
+      <w:t>2026-10-31</w:t>
       <w:br/>
       <w:br/>
     </w:r>
